--- a/data/revised_2026-10_full/outputs/v2/Physics/SS3.1_Radioactivity_and_Stability_of_Isotopes/Physics_Radioactivity_and_Stability_of_Isotopes_FinalExplanation.docx
+++ b/data/revised_2026-10_full/outputs/v2/Physics/SS3.1_Radioactivity_and_Stability_of_Isotopes/Physics_Radioactivity_and_Stability_of_Isotopes_FinalExplanation.docx
@@ -2091,7 +2091,7 @@
         </w:rPr>
         <w:t xml:space="preserve">© 2026 SeaVuria and ARES. This work is licensed under a </w:t>
       </w:r>
-      <w:hyperlink w:history="1" r:id="rId3pxcpbqiveacg6ezdgoh1">
+      <w:hyperlink w:history="1" r:id="rIdlbsnkplchwylrno4kpfx8">
         <w:r>
           <w:rPr>
             <w:rFonts w:ascii="Arial" w:cs="Arial" w:eastAsia="Arial" w:hAnsi="Arial"/>
@@ -2111,7 +2111,7 @@
         </w:rPr>
         <w:t xml:space="preserve"> (</w:t>
       </w:r>
-      <w:hyperlink w:history="1" r:id="rIdyjyiwp-pfmvzo6aiktpsh">
+      <w:hyperlink w:history="1" r:id="rIdfi21wqyddmpc-rffb6zj_">
         <w:r>
           <w:rPr>
             <w:rFonts w:ascii="Arial" w:cs="Arial" w:eastAsia="Arial" w:hAnsi="Arial"/>
@@ -2131,7 +2131,7 @@
         </w:rPr>
         <w:t xml:space="preserve">). To view a copy of this license, visit </w:t>
       </w:r>
-      <w:hyperlink w:history="1" r:id="rId-oiyee9x-4bfcktbcuflw">
+      <w:hyperlink w:history="1" r:id="rIdkmvx8z1kb0cxib1g6tldt">
         <w:r>
           <w:rPr>
             <w:rFonts w:ascii="Arial" w:cs="Arial" w:eastAsia="Arial" w:hAnsi="Arial"/>
